--- a/templates/template.docx
+++ b/templates/template.docx
@@ -2072,7 +2072,7 @@
           <w:szCs w:val="22"/>
           <w:lang w:val="ro-RO"/>
         </w:rPr>
-        <w:t>{concluzii}</w:t>
+        <w:t/>
       </w:r>
       <w:r>
         <w:rPr>
@@ -2452,7 +2452,7 @@
           <w:rFonts w:cs="Calibri" w:ascii="Calibri" w:hAnsi="Calibri"/>
           <w:lang w:val="ro-RO"/>
         </w:rPr>
-        <w:t>..........................................................................................................................................................................................................................................................................................................................................................................................................................................................................................................................................................................................................................................................................................................................................................................................................................................................................................................</w:t>
+        <w:t>{concluzii}</w:t>
       </w:r>
     </w:p>
     <w:tbl>

--- a/templates/template.docx
+++ b/templates/template.docx
@@ -2671,6 +2671,21 @@
         <w:t xml:space="preserve">Medic examinator: {medic_examinator}                                                                                                                                                     </w:t>
       </w:r>
     </w:p>
+    <w:p>
+      <w:pPr>
+        <w:pStyle w:val="Normal"/>
+        <w:jc w:val="center"/>
+        <w:rPr/>
+      </w:pPr>
+      <w:r>
+        <w:rPr>
+          <w:rFonts w:cs="Calibri" w:ascii="Calibri" w:hAnsi="Calibri"/>
+          <w:b/>
+          <w:lang w:val="ro-RO"/>
+        </w:rPr>
+        <w:t>{medic_titlu}</w:t>
+      </w:r>
+    </w:p>
     <w:sectPr>
       <w:type w:val="nextPage"/>
       <w:pgSz w:w="11906" w:h="16838"/>

--- a/templates/template.docx
+++ b/templates/template.docx
@@ -2650,8 +2650,7 @@
     <w:p>
       <w:pPr>
         <w:pStyle w:val="Normal"/>
-        <w:spacing w:lineRule="auto" w:line="360"/>
-        <w:ind w:end="-1260"/>
+        <w:jc w:val="center"/>
         <w:rPr/>
       </w:pPr>
       <w:r>
@@ -2660,15 +2659,7 @@
           <w:b/>
           <w:lang w:val="ro-RO"/>
         </w:rPr>
-        <w:t xml:space="preserve">                                                                                              </w:t>
-      </w:r>
-      <w:r>
-        <w:rPr>
-          <w:rFonts w:cs="Calibri" w:ascii="Calibri" w:hAnsi="Calibri"/>
-          <w:b/>
-          <w:lang w:val="ro-RO"/>
-        </w:rPr>
-        <w:t xml:space="preserve">Medic examinator: {medic_examinator}                                                                                                                                                     </w:t>
+        <w:t>Medic examinator: {medic_examinator}</w:t>
       </w:r>
     </w:p>
     <w:p>
